--- a/public/exports/documents/services-agreement-sloboda-2026/document.docx
+++ b/public/exports/documents/services-agreement-sloboda-2026/document.docx
@@ -14,7 +14,7 @@
     </w:p>
     <w:p>
       <w:pPr>
-        <w:spacing w:after="160"/>
+        <w:spacing w:after="180"/>
         <w:jc w:val="both"/>
       </w:pPr>
       <w:r>
@@ -40,7 +40,7 @@
     </w:p>
     <w:p>
       <w:pPr>
-        <w:spacing w:after="160"/>
+        <w:spacing w:after="180"/>
         <w:jc w:val="both"/>
       </w:pPr>
       <w:r>
@@ -50,7 +50,8 @@
     <w:p>
       <w:pPr>
         <w:pStyle w:val="Heading2"/>
-        <w:spacing w:after="160" w:before="280"/>
+        <w:keepNext/>
+        <w:spacing w:after="180" w:before="360"/>
       </w:pPr>
       <w:r>
         <w:t xml:space="preserve">Структура документа</w:t>
@@ -58,7 +59,7 @@
     </w:p>
     <w:p>
       <w:pPr>
-        <w:spacing w:after="160"/>
+        <w:spacing w:after="180"/>
         <w:jc w:val="both"/>
       </w:pPr>
       <w:r>
@@ -248,310 +249,1075 @@
     <w:p>
       <w:pPr>
         <w:pStyle w:val="Heading2"/>
-        <w:spacing w:after="160" w:before="280"/>
+        <w:keepNext/>
+        <w:spacing w:after="180" w:before="360"/>
       </w:pPr>
       <w:r>
         <w:t xml:space="preserve">Ключові параметри, у яких цей договір відрізняється від субпідрядних</w:t>
       </w:r>
     </w:p>
-    <w:p>
-      <w:pPr>
-        <w:spacing w:after="160"/>
+    <w:tbl>
+      <w:tblPr>
+        <w:tblW w:type="pct" w:w="100%"/>
+        <w:tblBorders>
+          <w:top w:val="single" w:color="CCCCCC" w:sz="4"/>
+          <w:left w:val="single" w:color="CCCCCC" w:sz="4"/>
+          <w:bottom w:val="single" w:color="CCCCCC" w:sz="4"/>
+          <w:right w:val="single" w:color="CCCCCC" w:sz="4"/>
+          <w:insideH w:val="single" w:color="CCCCCC" w:sz="2"/>
+          <w:insideV w:val="single" w:color="CCCCCC" w:sz="2"/>
+        </w:tblBorders>
+      </w:tblPr>
+      <w:tblGrid>
+        <w:gridCol w:w="100"/>
+        <w:gridCol w:w="100"/>
+        <w:gridCol w:w="100"/>
+      </w:tblGrid>
+      <w:tr>
+        <w:trPr>
+          <w:tblHeader/>
+        </w:trPr>
+        <w:tc>
+          <w:tcPr>
+            <w:tcW w:type="pct" w:w="50%"/>
+            <w:shd w:fill="EEE9D4" w:val="clear"/>
+            <w:tcMar>
+              <w:top w:type="dxa" w:w="80"/>
+              <w:left w:type="dxa" w:w="120"/>
+              <w:bottom w:type="dxa" w:w="80"/>
+              <w:right w:type="dxa" w:w="120"/>
+            </w:tcMar>
+          </w:tcPr>
+          <w:p>
+            <w:pPr>
+              <w:spacing w:after="60" w:before="60"/>
+            </w:pPr>
+            <w:r>
+              <w:rPr>
+                <w:b/>
+                <w:bCs/>
+                <w:sz w:val="20"/>
+                <w:szCs w:val="20"/>
+              </w:rPr>
+              <w:t xml:space="preserve">Параметр</w:t>
+            </w:r>
+          </w:p>
+        </w:tc>
+        <w:tc>
+          <w:tcPr>
+            <w:tcW w:type="pct" w:w="50%"/>
+            <w:shd w:fill="EEE9D4" w:val="clear"/>
+            <w:tcMar>
+              <w:top w:type="dxa" w:w="80"/>
+              <w:left w:type="dxa" w:w="120"/>
+              <w:bottom w:type="dxa" w:w="80"/>
+              <w:right w:type="dxa" w:w="120"/>
+            </w:tcMar>
+          </w:tcPr>
+          <w:p>
+            <w:pPr>
+              <w:spacing w:after="60" w:before="60"/>
+            </w:pPr>
+            <w:r>
+              <w:rPr>
+                <w:b/>
+                <w:bCs/>
+                <w:sz w:val="20"/>
+                <w:szCs w:val="20"/>
+              </w:rPr>
+              <w:t xml:space="preserve">Services Agreement</w:t>
+            </w:r>
+          </w:p>
+        </w:tc>
+        <w:tc>
+          <w:tcPr>
+            <w:tcW w:type="pct" w:w="50%"/>
+            <w:shd w:fill="EEE9D4" w:val="clear"/>
+            <w:tcMar>
+              <w:top w:type="dxa" w:w="80"/>
+              <w:left w:type="dxa" w:w="120"/>
+              <w:bottom w:type="dxa" w:w="80"/>
+              <w:right w:type="dxa" w:w="120"/>
+            </w:tcMar>
+          </w:tcPr>
+          <w:p>
+            <w:pPr>
+              <w:spacing w:after="60" w:before="60"/>
+            </w:pPr>
+            <w:r>
+              <w:rPr>
+                <w:b/>
+                <w:bCs/>
+                <w:sz w:val="20"/>
+                <w:szCs w:val="20"/>
+              </w:rPr>
+              <w:t xml:space="preserve">Subcontract Dev 2026</w:t>
+            </w:r>
+          </w:p>
+        </w:tc>
+      </w:tr>
+      <w:tr>
+        <w:tc>
+          <w:tcPr>
+            <w:tcW w:type="pct" w:w="50%"/>
+            <w:tcMar>
+              <w:top w:type="dxa" w:w="80"/>
+              <w:left w:type="dxa" w:w="120"/>
+              <w:bottom w:type="dxa" w:w="80"/>
+              <w:right w:type="dxa" w:w="120"/>
+            </w:tcMar>
+          </w:tcPr>
+          <w:p>
+            <w:pPr>
+              <w:spacing w:after="60" w:before="60"/>
+            </w:pPr>
+            <w:r>
+              <w:rPr>
+                <w:b w:val="false"/>
+                <w:bCs w:val="false"/>
+                <w:sz w:val="20"/>
+                <w:szCs w:val="20"/>
+              </w:rPr>
+              <w:t xml:space="preserve">Платіжний цикл</w:t>
+            </w:r>
+          </w:p>
+        </w:tc>
+        <w:tc>
+          <w:tcPr>
+            <w:tcW w:type="pct" w:w="50%"/>
+            <w:tcMar>
+              <w:top w:type="dxa" w:w="80"/>
+              <w:left w:type="dxa" w:w="120"/>
+              <w:bottom w:type="dxa" w:w="80"/>
+              <w:right w:type="dxa" w:w="120"/>
+            </w:tcMar>
+          </w:tcPr>
+          <w:p>
+            <w:pPr>
+              <w:spacing w:after="60" w:before="60"/>
+            </w:pPr>
+            <w:r>
+              <w:rPr>
+                <w:b/>
+                <w:bCs/>
+                <w:sz w:val="20"/>
+                <w:szCs w:val="20"/>
+              </w:rPr>
+              <w:t xml:space="preserve">Prepayment</w:t>
+            </w:r>
+            <w:r>
+              <w:rPr>
+                <w:b w:val="false"/>
+                <w:bCs w:val="false"/>
+                <w:sz w:val="20"/>
+                <w:szCs w:val="20"/>
+              </w:rPr>
+              <w:t xml:space="preserve"> (передоплата)</w:t>
+            </w:r>
+          </w:p>
+        </w:tc>
+        <w:tc>
+          <w:tcPr>
+            <w:tcW w:type="pct" w:w="50%"/>
+            <w:tcMar>
+              <w:top w:type="dxa" w:w="80"/>
+              <w:left w:type="dxa" w:w="120"/>
+              <w:bottom w:type="dxa" w:w="80"/>
+              <w:right w:type="dxa" w:w="120"/>
+            </w:tcMar>
+          </w:tcPr>
+          <w:p>
+            <w:pPr>
+              <w:spacing w:after="60" w:before="60"/>
+            </w:pPr>
+            <w:r>
+              <w:rPr>
+                <w:b w:val="false"/>
+                <w:bCs w:val="false"/>
+                <w:sz w:val="20"/>
+                <w:szCs w:val="20"/>
+              </w:rPr>
+              <w:t xml:space="preserve">Post-payment</w:t>
+            </w:r>
+          </w:p>
+        </w:tc>
+      </w:tr>
+      <w:tr>
+        <w:tc>
+          <w:tcPr>
+            <w:tcW w:type="pct" w:w="50%"/>
+            <w:tcMar>
+              <w:top w:type="dxa" w:w="80"/>
+              <w:left w:type="dxa" w:w="120"/>
+              <w:bottom w:type="dxa" w:w="80"/>
+              <w:right w:type="dxa" w:w="120"/>
+            </w:tcMar>
+          </w:tcPr>
+          <w:p>
+            <w:pPr>
+              <w:spacing w:after="60" w:before="60"/>
+            </w:pPr>
+            <w:r>
+              <w:rPr>
+                <w:b w:val="false"/>
+                <w:bCs w:val="false"/>
+                <w:sz w:val="20"/>
+                <w:szCs w:val="20"/>
+              </w:rPr>
+              <w:t xml:space="preserve">Invoicing період</w:t>
+            </w:r>
+          </w:p>
+        </w:tc>
+        <w:tc>
+          <w:tcPr>
+            <w:tcW w:type="pct" w:w="50%"/>
+            <w:tcMar>
+              <w:top w:type="dxa" w:w="80"/>
+              <w:left w:type="dxa" w:w="120"/>
+              <w:bottom w:type="dxa" w:w="80"/>
+              <w:right w:type="dxa" w:w="120"/>
+            </w:tcMar>
+          </w:tcPr>
+          <w:p>
+            <w:pPr>
+              <w:spacing w:after="60" w:before="60"/>
+            </w:pPr>
+            <w:r>
+              <w:rPr>
+                <w:b w:val="false"/>
+                <w:bCs w:val="false"/>
+                <w:sz w:val="20"/>
+                <w:szCs w:val="20"/>
+              </w:rPr>
+              <w:t xml:space="preserve">15 днів на оплату</w:t>
+            </w:r>
+          </w:p>
+        </w:tc>
+        <w:tc>
+          <w:tcPr>
+            <w:tcW w:type="pct" w:w="50%"/>
+            <w:tcMar>
+              <w:top w:type="dxa" w:w="80"/>
+              <w:left w:type="dxa" w:w="120"/>
+              <w:bottom w:type="dxa" w:w="80"/>
+              <w:right w:type="dxa" w:w="120"/>
+            </w:tcMar>
+          </w:tcPr>
+          <w:p>
+            <w:pPr>
+              <w:spacing w:after="60" w:before="60"/>
+            </w:pPr>
+            <w:r>
+              <w:rPr>
+                <w:b w:val="false"/>
+                <w:bCs w:val="false"/>
+                <w:sz w:val="20"/>
+                <w:szCs w:val="20"/>
+              </w:rPr>
+              <w:t xml:space="preserve">21 день</w:t>
+            </w:r>
+          </w:p>
+        </w:tc>
+      </w:tr>
+      <w:tr>
+        <w:tc>
+          <w:tcPr>
+            <w:tcW w:type="pct" w:w="50%"/>
+            <w:tcMar>
+              <w:top w:type="dxa" w:w="80"/>
+              <w:left w:type="dxa" w:w="120"/>
+              <w:bottom w:type="dxa" w:w="80"/>
+              <w:right w:type="dxa" w:w="120"/>
+            </w:tcMar>
+          </w:tcPr>
+          <w:p>
+            <w:pPr>
+              <w:spacing w:after="60" w:before="60"/>
+            </w:pPr>
+            <w:r>
+              <w:rPr>
+                <w:b w:val="false"/>
+                <w:bCs w:val="false"/>
+                <w:sz w:val="20"/>
+                <w:szCs w:val="20"/>
+              </w:rPr>
+              <w:t xml:space="preserve">Rate increase cap</w:t>
+            </w:r>
+          </w:p>
+        </w:tc>
+        <w:tc>
+          <w:tcPr>
+            <w:tcW w:type="pct" w:w="50%"/>
+            <w:tcMar>
+              <w:top w:type="dxa" w:w="80"/>
+              <w:left w:type="dxa" w:w="120"/>
+              <w:bottom w:type="dxa" w:w="80"/>
+              <w:right w:type="dxa" w:w="120"/>
+            </w:tcMar>
+          </w:tcPr>
+          <w:p>
+            <w:pPr>
+              <w:spacing w:after="60" w:before="60"/>
+            </w:pPr>
+            <w:r>
+              <w:rPr>
+                <w:b/>
+                <w:bCs/>
+                <w:sz w:val="20"/>
+                <w:szCs w:val="20"/>
+              </w:rPr>
+              <w:t xml:space="preserve">12%</w:t>
+            </w:r>
+            <w:r>
+              <w:rPr>
+                <w:b w:val="false"/>
+                <w:bCs w:val="false"/>
+                <w:sz w:val="20"/>
+                <w:szCs w:val="20"/>
+              </w:rPr>
+              <w:t xml:space="preserve"> річних</w:t>
+            </w:r>
+          </w:p>
+        </w:tc>
+        <w:tc>
+          <w:tcPr>
+            <w:tcW w:type="pct" w:w="50%"/>
+            <w:tcMar>
+              <w:top w:type="dxa" w:w="80"/>
+              <w:left w:type="dxa" w:w="120"/>
+              <w:bottom w:type="dxa" w:w="80"/>
+              <w:right w:type="dxa" w:w="120"/>
+            </w:tcMar>
+          </w:tcPr>
+          <w:p>
+            <w:pPr>
+              <w:spacing w:after="60" w:before="60"/>
+            </w:pPr>
+            <w:r>
+              <w:rPr>
+                <w:b w:val="false"/>
+                <w:bCs w:val="false"/>
+                <w:sz w:val="20"/>
+                <w:szCs w:val="20"/>
+              </w:rPr>
+              <w:t xml:space="preserve">10% річних</w:t>
+            </w:r>
+          </w:p>
+        </w:tc>
+      </w:tr>
+      <w:tr>
+        <w:tc>
+          <w:tcPr>
+            <w:tcW w:type="pct" w:w="50%"/>
+            <w:tcMar>
+              <w:top w:type="dxa" w:w="80"/>
+              <w:left w:type="dxa" w:w="120"/>
+              <w:bottom w:type="dxa" w:w="80"/>
+              <w:right w:type="dxa" w:w="120"/>
+            </w:tcMar>
+          </w:tcPr>
+          <w:p>
+            <w:pPr>
+              <w:spacing w:after="60" w:before="60"/>
+            </w:pPr>
+            <w:r>
+              <w:rPr>
+                <w:b w:val="false"/>
+                <w:bCs w:val="false"/>
+                <w:sz w:val="20"/>
+                <w:szCs w:val="20"/>
+              </w:rPr>
+              <w:t xml:space="preserve">Overtime</w:t>
+            </w:r>
+          </w:p>
+        </w:tc>
+        <w:tc>
+          <w:tcPr>
+            <w:tcW w:type="pct" w:w="50%"/>
+            <w:tcMar>
+              <w:top w:type="dxa" w:w="80"/>
+              <w:left w:type="dxa" w:w="120"/>
+              <w:bottom w:type="dxa" w:w="80"/>
+              <w:right w:type="dxa" w:w="120"/>
+            </w:tcMar>
+          </w:tcPr>
+          <w:p>
+            <w:pPr>
+              <w:spacing w:after="60" w:before="60"/>
+            </w:pPr>
+            <w:r>
+              <w:rPr>
+                <w:b w:val="false"/>
+                <w:bCs w:val="false"/>
+                <w:sz w:val="20"/>
+                <w:szCs w:val="20"/>
+              </w:rPr>
+              <w:t xml:space="preserve">2× rate (з approval)</w:t>
+            </w:r>
+          </w:p>
+        </w:tc>
+        <w:tc>
+          <w:tcPr>
+            <w:tcW w:type="pct" w:w="50%"/>
+            <w:tcMar>
+              <w:top w:type="dxa" w:w="80"/>
+              <w:left w:type="dxa" w:w="120"/>
+              <w:bottom w:type="dxa" w:w="80"/>
+              <w:right w:type="dxa" w:w="120"/>
+            </w:tcMar>
+          </w:tcPr>
+          <w:p>
+            <w:pPr>
+              <w:spacing w:after="60" w:before="60"/>
+            </w:pPr>
+            <w:r>
+              <w:rPr>
+                <w:b w:val="false"/>
+                <w:bCs w:val="false"/>
+                <w:sz w:val="20"/>
+                <w:szCs w:val="20"/>
+              </w:rPr>
+              <w:t xml:space="preserve">Без множника, тільки з approval</w:t>
+            </w:r>
+          </w:p>
+        </w:tc>
+      </w:tr>
+      <w:tr>
+        <w:tc>
+          <w:tcPr>
+            <w:tcW w:type="pct" w:w="50%"/>
+            <w:tcMar>
+              <w:top w:type="dxa" w:w="80"/>
+              <w:left w:type="dxa" w:w="120"/>
+              <w:bottom w:type="dxa" w:w="80"/>
+              <w:right w:type="dxa" w:w="120"/>
+            </w:tcMar>
+          </w:tcPr>
+          <w:p>
+            <w:pPr>
+              <w:spacing w:after="60" w:before="60"/>
+            </w:pPr>
+            <w:r>
+              <w:rPr>
+                <w:b w:val="false"/>
+                <w:bCs w:val="false"/>
+                <w:sz w:val="20"/>
+                <w:szCs w:val="20"/>
+              </w:rPr>
+              <w:t xml:space="preserve">Late payments</w:t>
+            </w:r>
+          </w:p>
+        </w:tc>
+        <w:tc>
+          <w:tcPr>
+            <w:tcW w:type="pct" w:w="50%"/>
+            <w:tcMar>
+              <w:top w:type="dxa" w:w="80"/>
+              <w:left w:type="dxa" w:w="120"/>
+              <w:bottom w:type="dxa" w:w="80"/>
+              <w:right w:type="dxa" w:w="120"/>
+            </w:tcMar>
+          </w:tcPr>
+          <w:p>
+            <w:pPr>
+              <w:spacing w:after="60" w:before="60"/>
+            </w:pPr>
+            <w:r>
+              <w:rPr>
+                <w:b/>
+                <w:bCs/>
+                <w:sz w:val="20"/>
+                <w:szCs w:val="20"/>
+              </w:rPr>
+              <w:t xml:space="preserve">0.5% / день</w:t>
+            </w:r>
+            <w:r>
+              <w:rPr>
+                <w:b w:val="false"/>
+                <w:bCs w:val="false"/>
+                <w:sz w:val="20"/>
+                <w:szCs w:val="20"/>
+              </w:rPr>
+              <w:t xml:space="preserve"> відсотки</w:t>
+            </w:r>
+          </w:p>
+        </w:tc>
+        <w:tc>
+          <w:tcPr>
+            <w:tcW w:type="pct" w:w="50%"/>
+            <w:tcMar>
+              <w:top w:type="dxa" w:w="80"/>
+              <w:left w:type="dxa" w:w="120"/>
+              <w:bottom w:type="dxa" w:w="80"/>
+              <w:right w:type="dxa" w:w="120"/>
+            </w:tcMar>
+          </w:tcPr>
+          <w:p>
+            <w:pPr>
+              <w:spacing w:after="60" w:before="60"/>
+            </w:pPr>
+            <w:r>
+              <w:rPr>
+                <w:b w:val="false"/>
+                <w:bCs w:val="false"/>
+                <w:sz w:val="20"/>
+                <w:szCs w:val="20"/>
+              </w:rPr>
+              <w:t xml:space="preserve">—</w:t>
+            </w:r>
+          </w:p>
+        </w:tc>
+      </w:tr>
+      <w:tr>
+        <w:tc>
+          <w:tcPr>
+            <w:tcW w:type="pct" w:w="50%"/>
+            <w:tcMar>
+              <w:top w:type="dxa" w:w="80"/>
+              <w:left w:type="dxa" w:w="120"/>
+              <w:bottom w:type="dxa" w:w="80"/>
+              <w:right w:type="dxa" w:w="120"/>
+            </w:tcMar>
+          </w:tcPr>
+          <w:p>
+            <w:pPr>
+              <w:spacing w:after="60" w:before="60"/>
+            </w:pPr>
+            <w:r>
+              <w:rPr>
+                <w:b w:val="false"/>
+                <w:bCs w:val="false"/>
+                <w:sz w:val="20"/>
+                <w:szCs w:val="20"/>
+              </w:rPr>
+              <w:t xml:space="preserve">IP transfer timing</w:t>
+            </w:r>
+          </w:p>
+        </w:tc>
+        <w:tc>
+          <w:tcPr>
+            <w:tcW w:type="pct" w:w="50%"/>
+            <w:tcMar>
+              <w:top w:type="dxa" w:w="80"/>
+              <w:left w:type="dxa" w:w="120"/>
+              <w:bottom w:type="dxa" w:w="80"/>
+              <w:right w:type="dxa" w:w="120"/>
+            </w:tcMar>
+          </w:tcPr>
+          <w:p>
+            <w:pPr>
+              <w:spacing w:after="60" w:before="60"/>
+            </w:pPr>
+            <w:r>
+              <w:rPr>
+                <w:b w:val="false"/>
+                <w:bCs w:val="false"/>
+                <w:sz w:val="20"/>
+                <w:szCs w:val="20"/>
+              </w:rPr>
+              <w:t xml:space="preserve">Rolling, під час оплат</w:t>
+            </w:r>
+          </w:p>
+        </w:tc>
+        <w:tc>
+          <w:tcPr>
+            <w:tcW w:type="pct" w:w="50%"/>
+            <w:tcMar>
+              <w:top w:type="dxa" w:w="80"/>
+              <w:left w:type="dxa" w:w="120"/>
+              <w:bottom w:type="dxa" w:w="80"/>
+              <w:right w:type="dxa" w:w="120"/>
+            </w:tcMar>
+          </w:tcPr>
+          <w:p>
+            <w:pPr>
+              <w:spacing w:after="60" w:before="60"/>
+            </w:pPr>
+            <w:r>
+              <w:rPr>
+                <w:b w:val="false"/>
+                <w:bCs w:val="false"/>
+                <w:sz w:val="20"/>
+                <w:szCs w:val="20"/>
+              </w:rPr>
+              <w:t xml:space="preserve">Exclusively after full payment</w:t>
+            </w:r>
+          </w:p>
+        </w:tc>
+      </w:tr>
+      <w:tr>
+        <w:tc>
+          <w:tcPr>
+            <w:tcW w:type="pct" w:w="50%"/>
+            <w:tcMar>
+              <w:top w:type="dxa" w:w="80"/>
+              <w:left w:type="dxa" w:w="120"/>
+              <w:bottom w:type="dxa" w:w="80"/>
+              <w:right w:type="dxa" w:w="120"/>
+            </w:tcMar>
+          </w:tcPr>
+          <w:p>
+            <w:pPr>
+              <w:spacing w:after="60" w:before="60"/>
+            </w:pPr>
+            <w:r>
+              <w:rPr>
+                <w:b w:val="false"/>
+                <w:bCs w:val="false"/>
+                <w:sz w:val="20"/>
+                <w:szCs w:val="20"/>
+              </w:rPr>
+              <w:t xml:space="preserve">На розірвання</w:t>
+            </w:r>
+          </w:p>
+        </w:tc>
+        <w:tc>
+          <w:tcPr>
+            <w:tcW w:type="pct" w:w="50%"/>
+            <w:tcMar>
+              <w:top w:type="dxa" w:w="80"/>
+              <w:left w:type="dxa" w:w="120"/>
+              <w:bottom w:type="dxa" w:w="80"/>
+              <w:right w:type="dxa" w:w="120"/>
+            </w:tcMar>
+          </w:tcPr>
+          <w:p>
+            <w:pPr>
+              <w:spacing w:after="60" w:before="60"/>
+            </w:pPr>
+            <w:r>
+              <w:rPr>
+                <w:b w:val="false"/>
+                <w:bCs w:val="false"/>
+                <w:sz w:val="20"/>
+                <w:szCs w:val="20"/>
+              </w:rPr>
+              <w:t xml:space="preserve">Передаємо all finished + unfinished paid</w:t>
+            </w:r>
+          </w:p>
+        </w:tc>
+        <w:tc>
+          <w:tcPr>
+            <w:tcW w:type="pct" w:w="50%"/>
+            <w:tcMar>
+              <w:top w:type="dxa" w:w="80"/>
+              <w:left w:type="dxa" w:w="120"/>
+              <w:bottom w:type="dxa" w:w="80"/>
+              <w:right w:type="dxa" w:w="120"/>
+            </w:tcMar>
+          </w:tcPr>
+          <w:p>
+            <w:pPr>
+              <w:spacing w:after="60" w:before="60"/>
+            </w:pPr>
+            <w:r>
+              <w:rPr>
+                <w:b w:val="false"/>
+                <w:bCs w:val="false"/>
+                <w:sz w:val="20"/>
+                <w:szCs w:val="20"/>
+              </w:rPr>
+              <w:t xml:space="preserve">—</w:t>
+            </w:r>
+          </w:p>
+        </w:tc>
+      </w:tr>
+      <w:tr>
+        <w:tc>
+          <w:tcPr>
+            <w:tcW w:type="pct" w:w="50%"/>
+            <w:tcMar>
+              <w:top w:type="dxa" w:w="80"/>
+              <w:left w:type="dxa" w:w="120"/>
+              <w:bottom w:type="dxa" w:w="80"/>
+              <w:right w:type="dxa" w:w="120"/>
+            </w:tcMar>
+          </w:tcPr>
+          <w:p>
+            <w:pPr>
+              <w:spacing w:after="60" w:before="60"/>
+            </w:pPr>
+            <w:r>
+              <w:rPr>
+                <w:b w:val="false"/>
+                <w:bCs w:val="false"/>
+                <w:sz w:val="20"/>
+                <w:szCs w:val="20"/>
+              </w:rPr>
+              <w:t xml:space="preserve">Maximum liability</w:t>
+            </w:r>
+          </w:p>
+        </w:tc>
+        <w:tc>
+          <w:tcPr>
+            <w:tcW w:type="pct" w:w="50%"/>
+            <w:tcMar>
+              <w:top w:type="dxa" w:w="80"/>
+              <w:left w:type="dxa" w:w="120"/>
+              <w:bottom w:type="dxa" w:w="80"/>
+              <w:right w:type="dxa" w:w="120"/>
+            </w:tcMar>
+          </w:tcPr>
+          <w:p>
+            <w:pPr>
+              <w:spacing w:after="60" w:before="60"/>
+            </w:pPr>
+            <w:r>
+              <w:rPr>
+                <w:b w:val="false"/>
+                <w:bCs w:val="false"/>
+                <w:sz w:val="20"/>
+                <w:szCs w:val="20"/>
+              </w:rPr>
+              <w:t xml:space="preserve">Fees за останні 6–12 міс.</w:t>
+            </w:r>
+          </w:p>
+        </w:tc>
+        <w:tc>
+          <w:tcPr>
+            <w:tcW w:type="pct" w:w="50%"/>
+            <w:tcMar>
+              <w:top w:type="dxa" w:w="80"/>
+              <w:left w:type="dxa" w:w="120"/>
+              <w:bottom w:type="dxa" w:w="80"/>
+              <w:right w:type="dxa" w:w="120"/>
+            </w:tcMar>
+          </w:tcPr>
+          <w:p>
+            <w:pPr>
+              <w:spacing w:after="60" w:before="60"/>
+            </w:pPr>
+            <w:r>
+              <w:rPr>
+                <w:b w:val="false"/>
+                <w:bCs w:val="false"/>
+                <w:sz w:val="20"/>
+                <w:szCs w:val="20"/>
+              </w:rPr>
+              <w:t xml:space="preserve">Fees за останні 12 міс.</w:t>
+            </w:r>
+          </w:p>
+        </w:tc>
+      </w:tr>
+    </w:tbl>
+    <w:p>
+      <w:pPr>
+        <w:spacing w:after="160" w:before="0"/>
+      </w:pPr>
+      <w:r>
+        <w:t xml:space="preserve"/>
+      </w:r>
+    </w:p>
+    <w:p>
+      <w:pPr>
+        <w:spacing w:after="180"/>
         <w:jc w:val="both"/>
       </w:pPr>
       <w:r>
-        <w:t xml:space="preserve">| Параметр | Services Agreement | Subcontract Dev 2026 | | :---- | :---- | :---- | | Платіжний цикл | </w:t>
-      </w:r>
-      <w:r>
-        <w:rPr>
-          <w:b/>
-          <w:bCs/>
-        </w:rPr>
-        <w:t xml:space="preserve">Prepayment</w:t>
-      </w:r>
-      <w:r>
-        <w:t xml:space="preserve"> (передоплата) | Post-payment | | Invoicing період | 15 днів на оплату | 21 день | | Rate increase cap | </w:t>
-      </w:r>
-      <w:r>
-        <w:rPr>
-          <w:b/>
-          <w:bCs/>
-        </w:rPr>
-        <w:t xml:space="preserve">12%</w:t>
-      </w:r>
-      <w:r>
-        <w:t xml:space="preserve"> річних | 10% річних | | Overtime | 2× rate (з approval) | Без множника, тільки з approval | | Late payments | </w:t>
-      </w:r>
-      <w:r>
-        <w:rPr>
-          <w:b/>
-          <w:bCs/>
-        </w:rPr>
-        <w:t xml:space="preserve">0.5% / день</w:t>
-      </w:r>
-      <w:r>
-        <w:t xml:space="preserve"> відсотки | — | | IP transfer timing | Rolling, під час оплат | Exclusively after full payment | | На розірвання | Передаємо all finished + unfinished paid | — | | Maximum liability | Fees за останні 6–12 міс. | Fees за останні 12 міс. |</w:t>
-      </w:r>
-    </w:p>
-    <w:p>
-      <w:pPr>
-        <w:spacing w:after="160"/>
+        <w:rPr>
+          <w:b/>
+          <w:bCs/>
+        </w:rPr>
+        <w:t xml:space="preserve">Свідома differenceс у cap на rate increase</w:t>
+      </w:r>
+      <w:r>
+        <w:t xml:space="preserve"> — 12% client-facing vs 10% subcontract. Це захист маржі: якщо ринок стрибає і ми піднімаємо клієнту на 12%, а субпідрядник просить собі 10% — у нас залишається 2% буфер.</w:t>
+      </w:r>
+    </w:p>
+    <w:p>
+      <w:pPr>
+        <w:pStyle w:val="Heading2"/>
+        <w:keepNext/>
+        <w:spacing w:after="180" w:before="360"/>
+      </w:pPr>
+      <w:r>
+        <w:t xml:space="preserve">Цей документ — частина workflow клієнтського онбордингу</w:t>
+      </w:r>
+    </w:p>
+    <w:p>
+      <w:pPr>
+        <w:spacing w:after="180"/>
         <w:jc w:val="both"/>
       </w:pPr>
       <w:r>
-        <w:rPr>
-          <w:b/>
-          <w:bCs/>
-        </w:rPr>
-        <w:t xml:space="preserve">Свідома differenceс у cap на rate increase</w:t>
-      </w:r>
-      <w:r>
-        <w:t xml:space="preserve"> — 12% client-facing vs 10% subcontract. Це захист маржі: якщо ринок стрибає і ми піднімаємо клієнту на 12%, а субпідрядник просить собі 10% — у нас залишається 2% буфер.</w:t>
+        <w:t xml:space="preserve">Підписання Services Agreement — це </w:t>
+      </w:r>
+      <w:r>
+        <w:rPr>
+          <w:b/>
+          <w:bCs/>
+        </w:rPr>
+        <w:t xml:space="preserve">крок 4</w:t>
+      </w:r>
+      <w:r>
+        <w:t xml:space="preserve"> процесу онбордингу клієнта. Попередні кроки:</w:t>
+      </w:r>
+    </w:p>
+    <w:p>
+      <w:pPr>
+        <w:pStyle w:val="ListParagraph"/>
+        <w:numPr>
+          <w:ilvl w:val="0"/>
+          <w:numId w:val="2"/>
+        </w:numPr>
+        <w:spacing w:after="60"/>
+      </w:pPr>
+      <w:r>
+        <w:t xml:space="preserve">Кваліфікація ліда</w:t>
+      </w:r>
+    </w:p>
+    <w:p>
+      <w:pPr>
+        <w:pStyle w:val="ListParagraph"/>
+        <w:numPr>
+          <w:ilvl w:val="0"/>
+          <w:numId w:val="2"/>
+        </w:numPr>
+        <w:spacing w:after="60"/>
+      </w:pPr>
+      <w:r>
+        <w:t xml:space="preserve">Discovery-сесія</w:t>
+      </w:r>
+    </w:p>
+    <w:p>
+      <w:pPr>
+        <w:pStyle w:val="ListParagraph"/>
+        <w:numPr>
+          <w:ilvl w:val="0"/>
+          <w:numId w:val="2"/>
+        </w:numPr>
+        <w:spacing w:after="60"/>
+      </w:pPr>
+      <w:r>
+        <w:t xml:space="preserve">Підписання NDA General</w:t>
+      </w:r>
+    </w:p>
+    <w:p>
+      <w:pPr>
+        <w:pStyle w:val="ListParagraph"/>
+        <w:numPr>
+          <w:ilvl w:val="0"/>
+          <w:numId w:val="2"/>
+        </w:numPr>
+        <w:spacing w:after="60"/>
+      </w:pPr>
+      <w:r>
+        <w:t xml:space="preserve">Узгодження SoW + підписання цього Services Agreement</w:t>
+      </w:r>
+    </w:p>
+    <w:p>
+      <w:pPr>
+        <w:pStyle w:val="ListParagraph"/>
+        <w:numPr>
+          <w:ilvl w:val="0"/>
+          <w:numId w:val="2"/>
+        </w:numPr>
+        <w:spacing w:after="60"/>
+      </w:pPr>
+      <w:r>
+        <w:t xml:space="preserve">Kick-off meeting + team staffing</w:t>
       </w:r>
     </w:p>
     <w:p>
       <w:pPr>
         <w:pStyle w:val="Heading2"/>
-        <w:spacing w:after="160" w:before="280"/>
-      </w:pPr>
-      <w:r>
-        <w:t xml:space="preserve">Цей документ — частина workflow клієнтського онбордингу</w:t>
-      </w:r>
-    </w:p>
-    <w:p>
-      <w:pPr>
-        <w:spacing w:after="160"/>
+        <w:keepNext/>
+        <w:spacing w:after="180" w:before="360"/>
+      </w:pPr>
+      <w:r>
+        <w:t xml:space="preserve">Що зазвичай обговорюється на переговорах</w:t>
+      </w:r>
+    </w:p>
+    <w:p>
+      <w:pPr>
+        <w:spacing w:after="180"/>
         <w:jc w:val="both"/>
       </w:pPr>
       <w:r>
-        <w:t xml:space="preserve">Підписання Services Agreement — це </w:t>
-      </w:r>
-      <w:r>
-        <w:rPr>
-          <w:b/>
-          <w:bCs/>
-        </w:rPr>
-        <w:t xml:space="preserve">крок 4</w:t>
-      </w:r>
-      <w:r>
-        <w:t xml:space="preserve"> процесу онбордингу клієнта. Попередні кроки:</w:t>
-      </w:r>
-    </w:p>
-    <w:p>
-      <w:pPr>
-        <w:pStyle w:val="ListParagraph"/>
-        <w:numPr>
-          <w:ilvl w:val="0"/>
-          <w:numId w:val="2"/>
-        </w:numPr>
-        <w:spacing w:after="60"/>
-      </w:pPr>
-      <w:r>
-        <w:t xml:space="preserve">Кваліфікація ліда</w:t>
-      </w:r>
-    </w:p>
-    <w:p>
-      <w:pPr>
-        <w:pStyle w:val="ListParagraph"/>
-        <w:numPr>
-          <w:ilvl w:val="0"/>
-          <w:numId w:val="2"/>
-        </w:numPr>
-        <w:spacing w:after="60"/>
-      </w:pPr>
-      <w:r>
-        <w:t xml:space="preserve">Discovery-сесія</w:t>
-      </w:r>
-    </w:p>
-    <w:p>
-      <w:pPr>
-        <w:pStyle w:val="ListParagraph"/>
-        <w:numPr>
-          <w:ilvl w:val="0"/>
-          <w:numId w:val="2"/>
-        </w:numPr>
-        <w:spacing w:after="60"/>
-      </w:pPr>
-      <w:r>
-        <w:t xml:space="preserve">Підписання NDA General</w:t>
-      </w:r>
-    </w:p>
-    <w:p>
-      <w:pPr>
-        <w:pStyle w:val="ListParagraph"/>
-        <w:numPr>
-          <w:ilvl w:val="0"/>
-          <w:numId w:val="2"/>
-        </w:numPr>
-        <w:spacing w:after="60"/>
-      </w:pPr>
-      <w:r>
-        <w:t xml:space="preserve">Узгодження SoW + підписання цього Services Agreement</w:t>
-      </w:r>
-    </w:p>
-    <w:p>
-      <w:pPr>
-        <w:pStyle w:val="ListParagraph"/>
-        <w:numPr>
-          <w:ilvl w:val="0"/>
-          <w:numId w:val="2"/>
-        </w:numPr>
-        <w:spacing w:after="60"/>
-      </w:pPr>
-      <w:r>
-        <w:t xml:space="preserve">Kick-off meeting + team staffing</w:t>
+        <w:t xml:space="preserve">Великі клієнти майже завжди просять:</w:t>
+      </w:r>
+    </w:p>
+    <w:p>
+      <w:pPr>
+        <w:pStyle w:val="ListParagraph"/>
+        <w:numPr>
+          <w:ilvl w:val="0"/>
+          <w:numId w:val="1"/>
+        </w:numPr>
+        <w:spacing w:after="60"/>
+      </w:pPr>
+      <w:r>
+        <w:rPr>
+          <w:b/>
+          <w:bCs/>
+        </w:rPr>
+        <w:t xml:space="preserve">Більший cap на rate increase</w:t>
+      </w:r>
+      <w:r>
+        <w:t xml:space="preserve"> — до 15%</w:t>
+      </w:r>
+    </w:p>
+    <w:p>
+      <w:pPr>
+        <w:pStyle w:val="ListParagraph"/>
+        <w:numPr>
+          <w:ilvl w:val="0"/>
+          <w:numId w:val="1"/>
+        </w:numPr>
+        <w:spacing w:after="60"/>
+      </w:pPr>
+      <w:r>
+        <w:rPr>
+          <w:b/>
+          <w:bCs/>
+        </w:rPr>
+        <w:t xml:space="preserve">Довші payment terms</w:t>
+      </w:r>
+      <w:r>
+        <w:t xml:space="preserve"> — 30 або 45 днів замість 15</w:t>
+      </w:r>
+    </w:p>
+    <w:p>
+      <w:pPr>
+        <w:pStyle w:val="ListParagraph"/>
+        <w:numPr>
+          <w:ilvl w:val="0"/>
+          <w:numId w:val="1"/>
+        </w:numPr>
+        <w:spacing w:after="60"/>
+      </w:pPr>
+      <w:r>
+        <w:rPr>
+          <w:b/>
+          <w:bCs/>
+        </w:rPr>
+        <w:t xml:space="preserve">Нижчий late payments rate</w:t>
+      </w:r>
+      <w:r>
+        <w:t xml:space="preserve"> — 0.25%/день замість 0.5%</w:t>
+      </w:r>
+    </w:p>
+    <w:p>
+      <w:pPr>
+        <w:pStyle w:val="ListParagraph"/>
+        <w:numPr>
+          <w:ilvl w:val="0"/>
+          <w:numId w:val="1"/>
+        </w:numPr>
+        <w:spacing w:after="60"/>
+      </w:pPr>
+      <w:r>
+        <w:rPr>
+          <w:b/>
+          <w:bCs/>
+        </w:rPr>
+        <w:t xml:space="preserve">Прибрати Late Payments зовсім</w:t>
+      </w:r>
+      <w:r>
+        <w:t xml:space="preserve"> — у великих ентерпрайзах це</w:t>
+      </w:r>
+    </w:p>
+    <w:p>
+      <w:pPr>
+        <w:spacing w:after="180"/>
+        <w:jc w:val="both"/>
+      </w:pPr>
+      <w:r>
+        <w:t xml:space="preserve">"не наш процес"</w:t>
+      </w:r>
+    </w:p>
+    <w:p>
+      <w:pPr>
+        <w:pStyle w:val="ListParagraph"/>
+        <w:numPr>
+          <w:ilvl w:val="0"/>
+          <w:numId w:val="1"/>
+        </w:numPr>
+        <w:spacing w:after="60"/>
+      </w:pPr>
+      <w:r>
+        <w:rPr>
+          <w:b/>
+          <w:bCs/>
+        </w:rPr>
+        <w:t xml:space="preserve">Rolling → milestone IP transfer</w:t>
+      </w:r>
+      <w:r>
+        <w:t xml:space="preserve"> — поступовий transfer по</w:t>
+      </w:r>
+    </w:p>
+    <w:p>
+      <w:pPr>
+        <w:spacing w:after="180"/>
+        <w:jc w:val="both"/>
+      </w:pPr>
+      <w:r>
+        <w:t xml:space="preserve">milestone, не по платежу</w:t>
+      </w:r>
+    </w:p>
+    <w:p>
+      <w:pPr>
+        <w:pStyle w:val="ListParagraph"/>
+        <w:numPr>
+          <w:ilvl w:val="0"/>
+          <w:numId w:val="1"/>
+        </w:numPr>
+        <w:spacing w:after="60"/>
+      </w:pPr>
+      <w:r>
+        <w:rPr>
+          <w:b/>
+          <w:bCs/>
+        </w:rPr>
+        <w:t xml:space="preserve">Maximum liability cap</w:t>
+      </w:r>
+      <w:r>
+        <w:t xml:space="preserve"> — фіксована сума (€50k, €100k), не %</w:t>
+      </w:r>
+    </w:p>
+    <w:p>
+      <w:pPr>
+        <w:spacing w:after="180"/>
+        <w:jc w:val="both"/>
+      </w:pPr>
+      <w:r>
+        <w:t xml:space="preserve">від fees</w:t>
+      </w:r>
+    </w:p>
+    <w:p>
+      <w:pPr>
+        <w:pStyle w:val="ListParagraph"/>
+        <w:numPr>
+          <w:ilvl w:val="0"/>
+          <w:numId w:val="1"/>
+        </w:numPr>
+        <w:spacing w:after="60"/>
+      </w:pPr>
+      <w:r>
+        <w:rPr>
+          <w:b/>
+          <w:bCs/>
+        </w:rPr>
+        <w:t xml:space="preserve">Non-solicitation geography</w:t>
+      </w:r>
+      <w:r>
+        <w:t xml:space="preserve"> — географічне обмеження</w:t>
+      </w:r>
+    </w:p>
+    <w:p>
+      <w:pPr>
+        <w:spacing w:after="180"/>
+        <w:jc w:val="both"/>
+      </w:pPr>
+      <w:r>
+        <w:t xml:space="preserve">Переговори координуються через Account Manager і Legal. Head of Delivery підтверджує delivery-capacity і team staffing.</w:t>
       </w:r>
     </w:p>
     <w:p>
       <w:pPr>
         <w:pStyle w:val="Heading2"/>
-        <w:spacing w:after="160" w:before="280"/>
-      </w:pPr>
-      <w:r>
-        <w:t xml:space="preserve">Що зазвичай обговорюється на переговорах</w:t>
-      </w:r>
-    </w:p>
-    <w:p>
-      <w:pPr>
-        <w:spacing w:after="160"/>
-        <w:jc w:val="both"/>
-      </w:pPr>
-      <w:r>
-        <w:t xml:space="preserve">Великі клієнти майже завжди просять:</w:t>
-      </w:r>
-    </w:p>
-    <w:p>
-      <w:pPr>
-        <w:pStyle w:val="ListParagraph"/>
-        <w:numPr>
-          <w:ilvl w:val="0"/>
-          <w:numId w:val="1"/>
-        </w:numPr>
-        <w:spacing w:after="60"/>
-      </w:pPr>
-      <w:r>
-        <w:rPr>
-          <w:b/>
-          <w:bCs/>
-        </w:rPr>
-        <w:t xml:space="preserve">Більший cap на rate increase</w:t>
-      </w:r>
-      <w:r>
-        <w:t xml:space="preserve"> — до 15%</w:t>
-      </w:r>
-    </w:p>
-    <w:p>
-      <w:pPr>
-        <w:pStyle w:val="ListParagraph"/>
-        <w:numPr>
-          <w:ilvl w:val="0"/>
-          <w:numId w:val="1"/>
-        </w:numPr>
-        <w:spacing w:after="60"/>
-      </w:pPr>
-      <w:r>
-        <w:rPr>
-          <w:b/>
-          <w:bCs/>
-        </w:rPr>
-        <w:t xml:space="preserve">Довші payment terms</w:t>
-      </w:r>
-      <w:r>
-        <w:t xml:space="preserve"> — 30 або 45 днів замість 15</w:t>
-      </w:r>
-    </w:p>
-    <w:p>
-      <w:pPr>
-        <w:pStyle w:val="ListParagraph"/>
-        <w:numPr>
-          <w:ilvl w:val="0"/>
-          <w:numId w:val="1"/>
-        </w:numPr>
-        <w:spacing w:after="60"/>
-      </w:pPr>
-      <w:r>
-        <w:rPr>
-          <w:b/>
-          <w:bCs/>
-        </w:rPr>
-        <w:t xml:space="preserve">Нижчий late payments rate</w:t>
-      </w:r>
-      <w:r>
-        <w:t xml:space="preserve"> — 0.25%/день замість 0.5%</w:t>
-      </w:r>
-    </w:p>
-    <w:p>
-      <w:pPr>
-        <w:pStyle w:val="ListParagraph"/>
-        <w:numPr>
-          <w:ilvl w:val="0"/>
-          <w:numId w:val="1"/>
-        </w:numPr>
-        <w:spacing w:after="60"/>
-      </w:pPr>
-      <w:r>
-        <w:rPr>
-          <w:b/>
-          <w:bCs/>
-        </w:rPr>
-        <w:t xml:space="preserve">Прибрати Late Payments зовсім</w:t>
-      </w:r>
-      <w:r>
-        <w:t xml:space="preserve"> — у великих ентерпрайзах це</w:t>
-      </w:r>
-    </w:p>
-    <w:p>
-      <w:pPr>
-        <w:spacing w:after="160"/>
-        <w:jc w:val="both"/>
-      </w:pPr>
-      <w:r>
-        <w:t xml:space="preserve">"не наш процес" - </w:t>
-      </w:r>
-      <w:r>
-        <w:rPr>
-          <w:b/>
-          <w:bCs/>
-        </w:rPr>
-        <w:t xml:space="preserve">Rolling → milestone IP transfer</w:t>
-      </w:r>
-      <w:r>
-        <w:t xml:space="preserve"> — поступовий transfer по milestone, не по платежу - </w:t>
-      </w:r>
-      <w:r>
-        <w:rPr>
-          <w:b/>
-          <w:bCs/>
-        </w:rPr>
-        <w:t xml:space="preserve">Maximum liability cap</w:t>
-      </w:r>
-      <w:r>
-        <w:t xml:space="preserve"> — фіксована сума (€50k, €100k), не % від fees - </w:t>
-      </w:r>
-      <w:r>
-        <w:rPr>
-          <w:b/>
-          <w:bCs/>
-        </w:rPr>
-        <w:t xml:space="preserve">Non-solicitation geography</w:t>
-      </w:r>
-      <w:r>
-        <w:t xml:space="preserve"> — географічне обмеження</w:t>
-      </w:r>
-    </w:p>
-    <w:p>
-      <w:pPr>
-        <w:spacing w:after="160"/>
-        <w:jc w:val="both"/>
-      </w:pPr>
-      <w:r>
-        <w:t xml:space="preserve">Переговори координуються через Account Manager і Legal. Head of Delivery підтверджує delivery-capacity і team staffing.</w:t>
-      </w:r>
-    </w:p>
-    <w:p>
-      <w:pPr>
-        <w:pStyle w:val="Heading2"/>
-        <w:spacing w:after="160" w:before="280"/>
+        <w:keepNext/>
+        <w:spacing w:after="180" w:before="360"/>
       </w:pPr>
       <w:r>
         <w:t xml:space="preserve">Джерело</w:t>
@@ -559,7 +1325,7 @@
     </w:p>
     <w:p>
       <w:pPr>
-        <w:spacing w:after="160"/>
+        <w:spacing w:after="180"/>
         <w:jc w:val="both"/>
       </w:pPr>
       <w:r>
@@ -626,7 +1392,7 @@
     </w:pPr>
     <w:r>
       <w:rPr>
-        <w:color w:val="888888"/>
+        <w:color w:val="8A8578"/>
         <w:sz w:val="16"/>
         <w:szCs w:val="16"/>
       </w:rPr>
@@ -634,12 +1400,31 @@
     </w:r>
     <w:r>
       <w:rPr>
-        <w:color w:val="888888"/>
+        <w:color w:val="8A8578"/>
         <w:sz w:val="16"/>
         <w:szCs w:val="16"/>
       </w:rPr>
       <w:fldChar w:fldCharType="begin"/>
       <w:instrText xml:space="preserve">PAGE</w:instrText>
+      <w:fldChar w:fldCharType="separate"/>
+      <w:fldChar w:fldCharType="end"/>
+    </w:r>
+    <w:r>
+      <w:rPr>
+        <w:color w:val="8A8578"/>
+        <w:sz w:val="16"/>
+        <w:szCs w:val="16"/>
+      </w:rPr>
+      <w:t xml:space="preserve"> / </w:t>
+    </w:r>
+    <w:r>
+      <w:rPr>
+        <w:color w:val="8A8578"/>
+        <w:sz w:val="16"/>
+        <w:szCs w:val="16"/>
+      </w:rPr>
+      <w:fldChar w:fldCharType="begin"/>
+      <w:instrText xml:space="preserve">NUMPAGES</w:instrText>
       <w:fldChar w:fldCharType="separate"/>
       <w:fldChar w:fldCharType="end"/>
     </w:r>
@@ -821,8 +1606,13 @@
     <w:basedOn w:val="Normal"/>
     <w:next w:val="Normal"/>
     <w:qFormat/>
+    <w:pPr>
+      <w:spacing w:after="200" w:before="400"/>
+    </w:pPr>
     <w:rPr>
-      <w:color w:val="2E74B5"/>
+      <w:rFonts w:ascii="Georgia" w:cs="Georgia" w:eastAsia="Georgia" w:hAnsi="Georgia"/>
+      <w:b/>
+      <w:bCs/>
       <w:sz w:val="32"/>
       <w:szCs w:val="32"/>
     </w:rPr>
@@ -832,8 +1622,13 @@
     <w:basedOn w:val="Normal"/>
     <w:next w:val="Normal"/>
     <w:qFormat/>
+    <w:pPr>
+      <w:spacing w:after="160" w:before="320"/>
+    </w:pPr>
     <w:rPr>
-      <w:color w:val="2E74B5"/>
+      <w:rFonts w:ascii="Georgia" w:cs="Georgia" w:eastAsia="Georgia" w:hAnsi="Georgia"/>
+      <w:b/>
+      <w:bCs/>
       <w:sz w:val="26"/>
       <w:szCs w:val="26"/>
     </w:rPr>
@@ -843,10 +1638,15 @@
     <w:basedOn w:val="Normal"/>
     <w:next w:val="Normal"/>
     <w:qFormat/>
+    <w:pPr>
+      <w:spacing w:after="120" w:before="240"/>
+    </w:pPr>
     <w:rPr>
-      <w:color w:val="1F4D78"/>
-      <w:sz w:val="24"/>
-      <w:szCs w:val="24"/>
+      <w:rFonts w:ascii="Georgia" w:cs="Georgia" w:eastAsia="Georgia" w:hAnsi="Georgia"/>
+      <w:b/>
+      <w:bCs/>
+      <w:sz w:val="22"/>
+      <w:szCs w:val="22"/>
     </w:rPr>
   </w:style>
   <w:style w:type="paragraph" w:styleId="Heading4">

--- a/public/exports/documents/services-agreement-sloboda-2026/document.docx
+++ b/public/exports/documents/services-agreement-sloboda-2026/document.docx
@@ -1018,10 +1018,10 @@
           <w:b/>
           <w:bCs/>
         </w:rPr>
-        <w:t xml:space="preserve">Свідома differenceс у cap на rate increase</w:t>
-      </w:r>
-      <w:r>
-        <w:t xml:space="preserve"> — 12% client-facing vs 10% subcontract. Це захист маржі: якщо ринок стрибає і ми піднімаємо клієнту на 12%, а субпідрядник просить собі 10% — у нас залишається 2% буфер.</w:t>
+        <w:t xml:space="preserve">Свідома різниця у cap на rate increase</w:t>
+      </w:r>
+      <w:r>
+        <w:t xml:space="preserve"> — 12% у клієнтському договорі проти 10% у субпідрядних. Це захист маржі: якщо ринок стрибає і ми піднімаємо клієнту на 12%, а субпідрядник просить собі 10% — у нас залишається 2% буфер.</w:t>
       </w:r>
     </w:p>
     <w:p>
@@ -1329,7 +1329,16 @@
         <w:jc w:val="both"/>
       </w:pPr>
       <w:r>
-        <w:t xml:space="preserve">Services agreement for client — Sloboda Software GMBH (Aug 2025, reviewed by Legal).</w:t>
+        <w:t xml:space="preserve">Бібліотека — </w:t>
+      </w:r>
+      <w:r>
+        <w:rPr>
+          <w:rFonts w:ascii="Consolas" w:cs="Consolas" w:eastAsia="Consolas" w:hAnsi="Consolas"/>
+        </w:rPr>
+        <w:t xml:space="preserve">documents/services-agreement-sloboda-2026.mdx</w:t>
+      </w:r>
+      <w:r>
+        <w:t xml:space="preserve"> (Aug 2025, reviewed by Legal). Раніше жив у зовнішньому шейрінгу, тепер — у цьому репо.</w:t>
       </w:r>
     </w:p>
     <w:sectPr>
